--- a/testakten/kuendigungsschutzklage-weber-techlogix/vergleichsprotokoll_18-06-2026.docx
+++ b/testakten/kuendigungsschutzklage-weber-techlogix/vergleichsprotokoll_18-06-2026.docx
@@ -308,7 +308,7 @@
           <w:i w:val="0"/>
           <w:sz w:val="22"/>
         </w:rPr>
-        <w:t>§ 1  Beendigung</w:t>
+        <w:t>Paragraf 1  Beendigung</w:t>
       </w:r>
     </w:p>
     <w:p>
@@ -331,7 +331,7 @@
           <w:i w:val="0"/>
           <w:sz w:val="22"/>
         </w:rPr>
-        <w:t>§ 2  Abfindung</w:t>
+        <w:t>Paragraf 2  Abfindung</w:t>
       </w:r>
     </w:p>
     <w:p>
@@ -342,7 +342,7 @@
           <w:i w:val="0"/>
           <w:sz w:val="22"/>
         </w:rPr>
-        <w:t>Die Beklagte zahlt an den Kläger eine Abfindung gemäß §§ 9, 10 KSchG, 24, 34 EStG in Höhe von</w:t>
+        <w:t>Die Beklagte zahlt an den Kläger eine Abfindung gemäß Paragrafen 9, 10 KSchG, 24, 34 EStG in Höhe von</w:t>
         <w:br/>
         <w:br/>
         <w:t>EUR 24.250,00 (vierundzwanzigtausendzweihundertfünfzig Euro) brutto</w:t>
@@ -360,7 +360,7 @@
           <w:i w:val="0"/>
           <w:sz w:val="22"/>
         </w:rPr>
-        <w:t>§ 3  Zeugnis</w:t>
+        <w:t>Paragraf 3  Zeugnis</w:t>
       </w:r>
     </w:p>
     <w:p>
@@ -383,7 +383,7 @@
           <w:i w:val="0"/>
           <w:sz w:val="22"/>
         </w:rPr>
-        <w:t>§ 4  Freistellung</w:t>
+        <w:t>Paragraf 4  Freistellung</w:t>
       </w:r>
     </w:p>
     <w:p>
@@ -406,7 +406,7 @@
           <w:i w:val="0"/>
           <w:sz w:val="22"/>
         </w:rPr>
-        <w:t>§ 5  Erledigungsklausel</w:t>
+        <w:t>Paragraf 5  Erledigungsklausel</w:t>
       </w:r>
     </w:p>
     <w:p>
@@ -429,7 +429,7 @@
           <w:i w:val="0"/>
           <w:sz w:val="22"/>
         </w:rPr>
-        <w:t>§ 6  Kosten</w:t>
+        <w:t>Paragraf 6  Kosten</w:t>
       </w:r>
     </w:p>
     <w:p>
@@ -564,7 +564,7 @@
       </w:r>
     </w:p>
     <w:sectPr>
-      <w:pgSz w:w="12240" w:h="15840"/>
+      <w:pgSz w:w="11906" w:h="16838"/>
       <w:pgMar w:top="1417" w:right="1134" w:bottom="1134" w:left="1701" w:header="720" w:footer="720" w:gutter="0"/>
       <w:cols w:space="720"/>
       <w:docGrid w:linePitch="360"/>
